--- a/fonctionRécursive/Fonction récursive.docx
+++ b/fonctionRécursive/Fonction récursive.docx
@@ -1179,13 +1179,7 @@
       </w:r>
       <w:proofErr w:type="gramEnd"/>
       <w:r>
-        <w:t>2, 4) -&gt; attends un 2 x 2</w:t>
-      </w:r>
-      <w:r>
-        <w:t>^(3</w:t>
-      </w:r>
-      <w:r>
-        <w:t>-1)</w:t>
+        <w:t>2, 4) -&gt; attends un 2 x 2^(3-1)</w:t>
       </w:r>
     </w:p>
     <w:p>
@@ -1210,13 +1204,7 @@
       </w:r>
       <w:proofErr w:type="gramEnd"/>
       <w:r>
-        <w:t>2, 4) -&gt; attends un 2 x 2</w:t>
-      </w:r>
-      <w:r>
-        <w:t>^(2</w:t>
-      </w:r>
-      <w:r>
-        <w:t>-1)</w:t>
+        <w:t>2, 4) -&gt; attends un 2 x 2^(2-1)</w:t>
       </w:r>
     </w:p>
     <w:p>
@@ -1244,13 +1232,7 @@
       </w:r>
       <w:proofErr w:type="gramEnd"/>
       <w:r>
-        <w:t>2, 4) -&gt; attends un 2 x 2</w:t>
-      </w:r>
-      <w:r>
-        <w:t>^(1</w:t>
-      </w:r>
-      <w:r>
-        <w:t>-1)</w:t>
+        <w:t>2, 4) -&gt; attends un 2 x 2^(1-1)</w:t>
       </w:r>
     </w:p>
     <w:p>
@@ -1275,11 +1257,21 @@
       <w:r>
         <w:tab/>
       </w:r>
-      <w:r>
-        <w:t>p</w:t>
-      </w:r>
-      <w:r>
-        <w:t>uissance(2, 4) -&gt; Retourner 1</w:t>
+      <w:proofErr w:type="gramStart"/>
+      <w:r>
+        <w:t>puissance(</w:t>
+      </w:r>
+      <w:proofErr w:type="gramEnd"/>
+      <w:r>
+        <w:t>2, 4) -&gt; Retourner 1</w:t>
+      </w:r>
+    </w:p>
+    <w:p>
+      <w:pPr>
+        <w:ind w:firstLine="360"/>
+      </w:pPr>
+      <w:r>
+        <w:t>AFFICHER resultat</w:t>
       </w:r>
       <w:bookmarkStart w:id="0" w:name="_GoBack"/>
       <w:bookmarkEnd w:id="0"/>

--- a/fonctionRécursive/Fonction récursive.docx
+++ b/fonctionRécursive/Fonction récursive.docx
@@ -1088,193 +1088,199 @@
         <w:ind w:firstLine="360"/>
       </w:pPr>
       <w:r>
-        <w:t>- puissance &lt;- 4</w:t>
-      </w:r>
-    </w:p>
-    <w:p>
-      <w:pPr>
-        <w:ind w:firstLine="360"/>
-      </w:pPr>
-      <w:r>
-        <w:t xml:space="preserve">- </w:t>
-      </w:r>
-      <w:proofErr w:type="spellStart"/>
-      <w:r>
-        <w:t>resultat</w:t>
-      </w:r>
-      <w:proofErr w:type="spellEnd"/>
-      <w:r>
-        <w:t xml:space="preserve"> &lt;- </w:t>
-      </w:r>
-      <w:proofErr w:type="gramStart"/>
-      <w:r>
-        <w:t>puissance(</w:t>
-      </w:r>
-      <w:proofErr w:type="gramEnd"/>
-      <w:r>
-        <w:t xml:space="preserve">nombre, </w:t>
-      </w:r>
-      <w:proofErr w:type="spellStart"/>
-      <w:r>
-        <w:t>puissanceNombre</w:t>
-      </w:r>
-      <w:proofErr w:type="spellEnd"/>
-      <w:r>
-        <w:t>)</w:t>
-      </w:r>
-    </w:p>
-    <w:p>
-      <w:pPr>
-        <w:ind w:firstLine="360"/>
-      </w:pPr>
-      <w:r>
-        <w:t xml:space="preserve">- AFFICHER </w:t>
-      </w:r>
-      <w:proofErr w:type="spellStart"/>
-      <w:r>
-        <w:t>resultat</w:t>
-      </w:r>
-      <w:proofErr w:type="spellEnd"/>
-    </w:p>
-    <w:p>
-      <w:pPr>
-        <w:ind w:firstLine="360"/>
-      </w:pPr>
-      <w:r>
-        <w:t xml:space="preserve">4. </w:t>
-      </w:r>
-      <w:proofErr w:type="spellStart"/>
-      <w:r>
-        <w:t>resultat</w:t>
-      </w:r>
-      <w:proofErr w:type="spellEnd"/>
-      <w:r>
-        <w:t xml:space="preserve"> &lt;- </w:t>
-      </w:r>
-      <w:proofErr w:type="gramStart"/>
-      <w:r>
-        <w:t>puissance(</w:t>
-      </w:r>
-      <w:proofErr w:type="gramEnd"/>
-      <w:r>
-        <w:t>2, 4) -&gt; attends un 2 x 2^(4-1)</w:t>
-      </w:r>
-    </w:p>
-    <w:p>
-      <w:pPr>
-        <w:ind w:firstLine="360"/>
-      </w:pPr>
-      <w:r>
-        <w:tab/>
-      </w:r>
-      <w:r>
-        <w:tab/>
-      </w:r>
-      <w:r>
-        <w:tab/>
-      </w:r>
-      <w:proofErr w:type="gramStart"/>
-      <w:r>
-        <w:t>puissance(</w:t>
-      </w:r>
-      <w:proofErr w:type="gramEnd"/>
-      <w:r>
-        <w:t>2, 4) -&gt; attends un 2 x 2^(3-1)</w:t>
-      </w:r>
-    </w:p>
-    <w:p>
-      <w:pPr>
-        <w:ind w:firstLine="360"/>
-      </w:pPr>
-      <w:r>
-        <w:tab/>
-      </w:r>
-      <w:r>
-        <w:tab/>
-      </w:r>
-      <w:r>
-        <w:tab/>
-      </w:r>
-      <w:r>
-        <w:tab/>
-      </w:r>
-      <w:proofErr w:type="gramStart"/>
-      <w:r>
-        <w:t>puissance(</w:t>
-      </w:r>
-      <w:proofErr w:type="gramEnd"/>
-      <w:r>
-        <w:t>2, 4) -&gt; attends un 2 x 2^(2-1)</w:t>
-      </w:r>
-    </w:p>
-    <w:p>
-      <w:pPr>
-        <w:ind w:firstLine="360"/>
-      </w:pPr>
-      <w:r>
-        <w:tab/>
-      </w:r>
-      <w:r>
-        <w:tab/>
-      </w:r>
-      <w:r>
-        <w:tab/>
-      </w:r>
-      <w:r>
-        <w:tab/>
-      </w:r>
-      <w:r>
-        <w:tab/>
-      </w:r>
-      <w:proofErr w:type="gramStart"/>
-      <w:r>
-        <w:t>puissance(</w:t>
-      </w:r>
-      <w:proofErr w:type="gramEnd"/>
-      <w:r>
-        <w:t>2, 4) -&gt; attends un 2 x 2^(1-1)</w:t>
-      </w:r>
-    </w:p>
-    <w:p>
-      <w:pPr>
-        <w:ind w:firstLine="360"/>
-      </w:pPr>
-      <w:r>
-        <w:tab/>
-      </w:r>
-      <w:r>
-        <w:tab/>
-      </w:r>
-      <w:r>
-        <w:tab/>
-      </w:r>
-      <w:r>
-        <w:tab/>
-      </w:r>
-      <w:r>
-        <w:tab/>
-      </w:r>
-      <w:r>
-        <w:tab/>
-      </w:r>
-      <w:proofErr w:type="gramStart"/>
-      <w:r>
-        <w:t>puissance(</w:t>
-      </w:r>
-      <w:proofErr w:type="gramEnd"/>
-      <w:r>
-        <w:t>2, 4) -&gt; Retourner 1</w:t>
-      </w:r>
-    </w:p>
-    <w:p>
-      <w:pPr>
-        <w:ind w:firstLine="360"/>
-      </w:pPr>
-      <w:r>
-        <w:t>AFFICHER resultat</w:t>
+        <w:t>- puissance</w:t>
+      </w:r>
+      <w:r>
+        <w:t>Nombre</w:t>
       </w:r>
       <w:bookmarkStart w:id="0" w:name="_GoBack"/>
       <w:bookmarkEnd w:id="0"/>
+      <w:r>
+        <w:t xml:space="preserve"> &lt;- 4</w:t>
+      </w:r>
+    </w:p>
+    <w:p>
+      <w:pPr>
+        <w:ind w:firstLine="360"/>
+      </w:pPr>
+      <w:r>
+        <w:t xml:space="preserve">- </w:t>
+      </w:r>
+      <w:proofErr w:type="spellStart"/>
+      <w:r>
+        <w:t>resultat</w:t>
+      </w:r>
+      <w:proofErr w:type="spellEnd"/>
+      <w:r>
+        <w:t xml:space="preserve"> &lt;- </w:t>
+      </w:r>
+      <w:proofErr w:type="gramStart"/>
+      <w:r>
+        <w:t>puissance(</w:t>
+      </w:r>
+      <w:proofErr w:type="gramEnd"/>
+      <w:r>
+        <w:t xml:space="preserve">nombre, </w:t>
+      </w:r>
+      <w:proofErr w:type="spellStart"/>
+      <w:r>
+        <w:t>puissanceNombre</w:t>
+      </w:r>
+      <w:proofErr w:type="spellEnd"/>
+      <w:r>
+        <w:t>)</w:t>
+      </w:r>
+    </w:p>
+    <w:p>
+      <w:pPr>
+        <w:ind w:firstLine="360"/>
+      </w:pPr>
+      <w:r>
+        <w:t xml:space="preserve">- AFFICHER </w:t>
+      </w:r>
+      <w:proofErr w:type="spellStart"/>
+      <w:r>
+        <w:t>resultat</w:t>
+      </w:r>
+      <w:proofErr w:type="spellEnd"/>
+    </w:p>
+    <w:p>
+      <w:pPr>
+        <w:ind w:firstLine="360"/>
+      </w:pPr>
+      <w:r>
+        <w:t xml:space="preserve">4. </w:t>
+      </w:r>
+      <w:proofErr w:type="spellStart"/>
+      <w:r>
+        <w:t>resultat</w:t>
+      </w:r>
+      <w:proofErr w:type="spellEnd"/>
+      <w:r>
+        <w:t xml:space="preserve"> &lt;- </w:t>
+      </w:r>
+      <w:proofErr w:type="gramStart"/>
+      <w:r>
+        <w:t>puissance(</w:t>
+      </w:r>
+      <w:proofErr w:type="gramEnd"/>
+      <w:r>
+        <w:t>2, 4) -&gt; attends un 2 x 2^(4-1)</w:t>
+      </w:r>
+    </w:p>
+    <w:p>
+      <w:pPr>
+        <w:ind w:firstLine="360"/>
+      </w:pPr>
+      <w:r>
+        <w:tab/>
+      </w:r>
+      <w:r>
+        <w:tab/>
+      </w:r>
+      <w:r>
+        <w:tab/>
+      </w:r>
+      <w:proofErr w:type="gramStart"/>
+      <w:r>
+        <w:t>puissance(</w:t>
+      </w:r>
+      <w:proofErr w:type="gramEnd"/>
+      <w:r>
+        <w:t>2, 4) -&gt; attends un 2 x 2^(3-1)</w:t>
+      </w:r>
+    </w:p>
+    <w:p>
+      <w:pPr>
+        <w:ind w:firstLine="360"/>
+      </w:pPr>
+      <w:r>
+        <w:tab/>
+      </w:r>
+      <w:r>
+        <w:tab/>
+      </w:r>
+      <w:r>
+        <w:tab/>
+      </w:r>
+      <w:r>
+        <w:tab/>
+      </w:r>
+      <w:proofErr w:type="gramStart"/>
+      <w:r>
+        <w:t>puissance(</w:t>
+      </w:r>
+      <w:proofErr w:type="gramEnd"/>
+      <w:r>
+        <w:t>2, 4) -&gt; attends un 2 x 2^(2-1)</w:t>
+      </w:r>
+    </w:p>
+    <w:p>
+      <w:pPr>
+        <w:ind w:firstLine="360"/>
+      </w:pPr>
+      <w:r>
+        <w:tab/>
+      </w:r>
+      <w:r>
+        <w:tab/>
+      </w:r>
+      <w:r>
+        <w:tab/>
+      </w:r>
+      <w:r>
+        <w:tab/>
+      </w:r>
+      <w:r>
+        <w:tab/>
+      </w:r>
+      <w:proofErr w:type="gramStart"/>
+      <w:r>
+        <w:t>puissance(</w:t>
+      </w:r>
+      <w:proofErr w:type="gramEnd"/>
+      <w:r>
+        <w:t>2, 4) -&gt; attends un 2 x 2^(1-1)</w:t>
+      </w:r>
+    </w:p>
+    <w:p>
+      <w:pPr>
+        <w:ind w:firstLine="360"/>
+      </w:pPr>
+      <w:r>
+        <w:tab/>
+      </w:r>
+      <w:r>
+        <w:tab/>
+      </w:r>
+      <w:r>
+        <w:tab/>
+      </w:r>
+      <w:r>
+        <w:tab/>
+      </w:r>
+      <w:r>
+        <w:tab/>
+      </w:r>
+      <w:r>
+        <w:tab/>
+      </w:r>
+      <w:proofErr w:type="gramStart"/>
+      <w:r>
+        <w:t>puissance(</w:t>
+      </w:r>
+      <w:proofErr w:type="gramEnd"/>
+      <w:r>
+        <w:t>2, 4) -&gt; Retourner 1</w:t>
+      </w:r>
+    </w:p>
+    <w:p>
+      <w:pPr>
+        <w:ind w:firstLine="360"/>
+      </w:pPr>
+      <w:r>
+        <w:t>AFFICHER resultat</w:t>
+      </w:r>
     </w:p>
     <w:sectPr>
       <w:pgSz w:w="11906" w:h="16838"/>

--- a/fonctionRécursive/Fonction récursive.docx
+++ b/fonctionRécursive/Fonction récursive.docx
@@ -1093,193 +1093,216 @@
       <w:r>
         <w:t>Nombre</w:t>
       </w:r>
+      <w:r>
+        <w:t xml:space="preserve"> &lt;- 4</w:t>
+      </w:r>
+    </w:p>
+    <w:p>
+      <w:pPr>
+        <w:ind w:firstLine="360"/>
+      </w:pPr>
+      <w:r>
+        <w:t xml:space="preserve">- </w:t>
+      </w:r>
+      <w:proofErr w:type="spellStart"/>
+      <w:r>
+        <w:t>resultat</w:t>
+      </w:r>
+      <w:proofErr w:type="spellEnd"/>
+      <w:r>
+        <w:t xml:space="preserve"> &lt;- </w:t>
+      </w:r>
+      <w:proofErr w:type="gramStart"/>
+      <w:r>
+        <w:t>puissance(</w:t>
+      </w:r>
+      <w:proofErr w:type="gramEnd"/>
+      <w:r>
+        <w:t xml:space="preserve">nombre, </w:t>
+      </w:r>
+      <w:proofErr w:type="spellStart"/>
+      <w:r>
+        <w:t>puissanceNombre</w:t>
+      </w:r>
+      <w:proofErr w:type="spellEnd"/>
+      <w:r>
+        <w:t>)</w:t>
+      </w:r>
+    </w:p>
+    <w:p>
+      <w:pPr>
+        <w:ind w:firstLine="360"/>
+      </w:pPr>
+      <w:r>
+        <w:t xml:space="preserve">- AFFICHER </w:t>
+      </w:r>
+      <w:proofErr w:type="spellStart"/>
+      <w:r>
+        <w:t>resultat</w:t>
+      </w:r>
+      <w:proofErr w:type="spellEnd"/>
+    </w:p>
+    <w:p>
+      <w:pPr>
+        <w:ind w:firstLine="360"/>
+      </w:pPr>
+      <w:r>
+        <w:t xml:space="preserve">4. </w:t>
+      </w:r>
+      <w:proofErr w:type="spellStart"/>
+      <w:r>
+        <w:t>resultat</w:t>
+      </w:r>
+      <w:proofErr w:type="spellEnd"/>
+      <w:r>
+        <w:t xml:space="preserve"> &lt;- </w:t>
+      </w:r>
+      <w:proofErr w:type="gramStart"/>
+      <w:r>
+        <w:t>puissance(</w:t>
+      </w:r>
+      <w:proofErr w:type="gramEnd"/>
+      <w:r>
+        <w:t>2, 4) -&gt; attends un 2 x 2^(4-1)</w:t>
+      </w:r>
+      <w:r>
+        <w:t xml:space="preserve"> -&gt; Retourner 16</w:t>
+      </w:r>
+    </w:p>
+    <w:p>
+      <w:pPr>
+        <w:ind w:firstLine="360"/>
+      </w:pPr>
+      <w:r>
+        <w:tab/>
+      </w:r>
+      <w:r>
+        <w:tab/>
+      </w:r>
+      <w:r>
+        <w:tab/>
+      </w:r>
+      <w:proofErr w:type="gramStart"/>
+      <w:r>
+        <w:t>puissance(</w:t>
+      </w:r>
+      <w:proofErr w:type="gramEnd"/>
+      <w:r>
+        <w:t>2, 4) -&gt; attends un 2 x 2^(3-1)</w:t>
+      </w:r>
+      <w:r>
+        <w:t xml:space="preserve"> -&gt; Retourner 8</w:t>
+      </w:r>
+    </w:p>
+    <w:p>
+      <w:pPr>
+        <w:ind w:firstLine="360"/>
+      </w:pPr>
+      <w:r>
+        <w:tab/>
+      </w:r>
+      <w:r>
+        <w:tab/>
+      </w:r>
+      <w:r>
+        <w:tab/>
+      </w:r>
+      <w:r>
+        <w:tab/>
+      </w:r>
+      <w:proofErr w:type="gramStart"/>
+      <w:r>
+        <w:t>puissance(</w:t>
+      </w:r>
+      <w:proofErr w:type="gramEnd"/>
+      <w:r>
+        <w:t>2, 4) -&gt; attends un 2 x 2^(2-1)</w:t>
+      </w:r>
+      <w:r>
+        <w:t xml:space="preserve"> -&gt; Retourner 4</w:t>
+      </w:r>
+    </w:p>
+    <w:p>
+      <w:pPr>
+        <w:ind w:firstLine="360"/>
+      </w:pPr>
+      <w:r>
+        <w:tab/>
+      </w:r>
+      <w:r>
+        <w:tab/>
+      </w:r>
+      <w:r>
+        <w:tab/>
+      </w:r>
+      <w:r>
+        <w:tab/>
+      </w:r>
+      <w:r>
+        <w:tab/>
+      </w:r>
+      <w:proofErr w:type="gramStart"/>
+      <w:r>
+        <w:t>puissance(</w:t>
+      </w:r>
+      <w:proofErr w:type="gramEnd"/>
+      <w:r>
+        <w:t>2, 4) -&gt; attends un 2 x 2^(1-1)</w:t>
+      </w:r>
+      <w:r>
+        <w:t xml:space="preserve"> -&gt; Retourner 2</w:t>
+      </w:r>
+    </w:p>
+    <w:p>
+      <w:pPr>
+        <w:ind w:firstLine="360"/>
+      </w:pPr>
+      <w:r>
+        <w:tab/>
+      </w:r>
+      <w:r>
+        <w:tab/>
+      </w:r>
+      <w:r>
+        <w:tab/>
+      </w:r>
+      <w:r>
+        <w:tab/>
+      </w:r>
+      <w:r>
+        <w:tab/>
+      </w:r>
+      <w:r>
+        <w:tab/>
+      </w:r>
+      <w:proofErr w:type="gramStart"/>
+      <w:r>
+        <w:t>puissance(</w:t>
+      </w:r>
+      <w:proofErr w:type="gramEnd"/>
+      <w:r>
+        <w:t>2, 4) -&gt; Retourner 1</w:t>
+      </w:r>
+    </w:p>
+    <w:p>
+      <w:pPr>
+        <w:ind w:firstLine="360"/>
+      </w:pPr>
+      <w:r>
+        <w:t xml:space="preserve">AFFICHER </w:t>
+      </w:r>
+      <w:proofErr w:type="spellStart"/>
+      <w:r>
+        <w:t>resultat</w:t>
+      </w:r>
+      <w:proofErr w:type="spellEnd"/>
+      <w:r>
+        <w:t xml:space="preserve"> (16</w:t>
+      </w:r>
       <w:bookmarkStart w:id="0" w:name="_GoBack"/>
       <w:bookmarkEnd w:id="0"/>
       <w:r>
-        <w:t xml:space="preserve"> &lt;- 4</w:t>
-      </w:r>
-    </w:p>
-    <w:p>
-      <w:pPr>
-        <w:ind w:firstLine="360"/>
-      </w:pPr>
-      <w:r>
-        <w:t xml:space="preserve">- </w:t>
-      </w:r>
-      <w:proofErr w:type="spellStart"/>
-      <w:r>
-        <w:t>resultat</w:t>
-      </w:r>
-      <w:proofErr w:type="spellEnd"/>
-      <w:r>
-        <w:t xml:space="preserve"> &lt;- </w:t>
-      </w:r>
-      <w:proofErr w:type="gramStart"/>
-      <w:r>
-        <w:t>puissance(</w:t>
-      </w:r>
-      <w:proofErr w:type="gramEnd"/>
-      <w:r>
-        <w:t xml:space="preserve">nombre, </w:t>
-      </w:r>
-      <w:proofErr w:type="spellStart"/>
-      <w:r>
-        <w:t>puissanceNombre</w:t>
-      </w:r>
-      <w:proofErr w:type="spellEnd"/>
-      <w:r>
         <w:t>)</w:t>
-      </w:r>
-    </w:p>
-    <w:p>
-      <w:pPr>
-        <w:ind w:firstLine="360"/>
-      </w:pPr>
-      <w:r>
-        <w:t xml:space="preserve">- AFFICHER </w:t>
-      </w:r>
-      <w:proofErr w:type="spellStart"/>
-      <w:r>
-        <w:t>resultat</w:t>
-      </w:r>
-      <w:proofErr w:type="spellEnd"/>
-    </w:p>
-    <w:p>
-      <w:pPr>
-        <w:ind w:firstLine="360"/>
-      </w:pPr>
-      <w:r>
-        <w:t xml:space="preserve">4. </w:t>
-      </w:r>
-      <w:proofErr w:type="spellStart"/>
-      <w:r>
-        <w:t>resultat</w:t>
-      </w:r>
-      <w:proofErr w:type="spellEnd"/>
-      <w:r>
-        <w:t xml:space="preserve"> &lt;- </w:t>
-      </w:r>
-      <w:proofErr w:type="gramStart"/>
-      <w:r>
-        <w:t>puissance(</w:t>
-      </w:r>
-      <w:proofErr w:type="gramEnd"/>
-      <w:r>
-        <w:t>2, 4) -&gt; attends un 2 x 2^(4-1)</w:t>
-      </w:r>
-    </w:p>
-    <w:p>
-      <w:pPr>
-        <w:ind w:firstLine="360"/>
-      </w:pPr>
-      <w:r>
-        <w:tab/>
-      </w:r>
-      <w:r>
-        <w:tab/>
-      </w:r>
-      <w:r>
-        <w:tab/>
-      </w:r>
-      <w:proofErr w:type="gramStart"/>
-      <w:r>
-        <w:t>puissance(</w:t>
-      </w:r>
-      <w:proofErr w:type="gramEnd"/>
-      <w:r>
-        <w:t>2, 4) -&gt; attends un 2 x 2^(3-1)</w:t>
-      </w:r>
-    </w:p>
-    <w:p>
-      <w:pPr>
-        <w:ind w:firstLine="360"/>
-      </w:pPr>
-      <w:r>
-        <w:tab/>
-      </w:r>
-      <w:r>
-        <w:tab/>
-      </w:r>
-      <w:r>
-        <w:tab/>
-      </w:r>
-      <w:r>
-        <w:tab/>
-      </w:r>
-      <w:proofErr w:type="gramStart"/>
-      <w:r>
-        <w:t>puissance(</w:t>
-      </w:r>
-      <w:proofErr w:type="gramEnd"/>
-      <w:r>
-        <w:t>2, 4) -&gt; attends un 2 x 2^(2-1)</w:t>
-      </w:r>
-    </w:p>
-    <w:p>
-      <w:pPr>
-        <w:ind w:firstLine="360"/>
-      </w:pPr>
-      <w:r>
-        <w:tab/>
-      </w:r>
-      <w:r>
-        <w:tab/>
-      </w:r>
-      <w:r>
-        <w:tab/>
-      </w:r>
-      <w:r>
-        <w:tab/>
-      </w:r>
-      <w:r>
-        <w:tab/>
-      </w:r>
-      <w:proofErr w:type="gramStart"/>
-      <w:r>
-        <w:t>puissance(</w:t>
-      </w:r>
-      <w:proofErr w:type="gramEnd"/>
-      <w:r>
-        <w:t>2, 4) -&gt; attends un 2 x 2^(1-1)</w:t>
-      </w:r>
-    </w:p>
-    <w:p>
-      <w:pPr>
-        <w:ind w:firstLine="360"/>
-      </w:pPr>
-      <w:r>
-        <w:tab/>
-      </w:r>
-      <w:r>
-        <w:tab/>
-      </w:r>
-      <w:r>
-        <w:tab/>
-      </w:r>
-      <w:r>
-        <w:tab/>
-      </w:r>
-      <w:r>
-        <w:tab/>
-      </w:r>
-      <w:r>
-        <w:tab/>
-      </w:r>
-      <w:proofErr w:type="gramStart"/>
-      <w:r>
-        <w:t>puissance(</w:t>
-      </w:r>
-      <w:proofErr w:type="gramEnd"/>
-      <w:r>
-        <w:t>2, 4) -&gt; Retourner 1</w:t>
-      </w:r>
-    </w:p>
-    <w:p>
-      <w:pPr>
-        <w:ind w:firstLine="360"/>
-      </w:pPr>
-      <w:r>
-        <w:t>AFFICHER resultat</w:t>
       </w:r>
     </w:p>
     <w:sectPr>

--- a/fonctionRécursive/Fonction récursive.docx
+++ b/fonctionRécursive/Fonction récursive.docx
@@ -200,7 +200,10 @@
         </w:numPr>
       </w:pPr>
       <w:r>
-        <w:t>SI n &lt;</w:t>
+        <w:t xml:space="preserve">SI n </w:t>
+      </w:r>
+      <w:r>
+        <w:t>=</w:t>
       </w:r>
       <w:r>
         <w:t xml:space="preserve"> 0</w:t>
@@ -215,7 +218,7 @@
         </w:numPr>
       </w:pPr>
       <w:r>
-        <w:t>RETOURNER 1</w:t>
+        <w:t>RETOURNER 0</w:t>
       </w:r>
     </w:p>
     <w:p>
@@ -251,7 +254,7 @@
         </w:numPr>
       </w:pPr>
       <w:r>
-        <w:t xml:space="preserve">RETOURNER </w:t>
+        <w:t xml:space="preserve">RETOURNER n + </w:t>
       </w:r>
       <w:proofErr w:type="gramStart"/>
       <w:r>
@@ -259,7 +262,10 @@
       </w:r>
       <w:proofErr w:type="gramEnd"/>
       <w:r>
-        <w:t>n + 1)</w:t>
+        <w:t>n -</w:t>
+      </w:r>
+      <w:r>
+        <w:t xml:space="preserve"> 1)</w:t>
       </w:r>
     </w:p>
     <w:p>
@@ -314,7 +320,10 @@
       </w:r>
       <w:r>
         <w:tab/>
-        <w:t>SI n &lt;=</w:t>
+        <w:t xml:space="preserve">SI n </w:t>
+      </w:r>
+      <w:r>
+        <w:t>=</w:t>
       </w:r>
       <w:r>
         <w:t xml:space="preserve"> 0</w:t>
@@ -489,6 +498,9 @@
       <w:r>
         <w:t xml:space="preserve"> -&gt; affiche 4 -&gt; attendre 4 + somme(3)</w:t>
       </w:r>
+      <w:r>
+        <w:t xml:space="preserve"> -&gt; 1 + 2 + 3 + 4 = 10</w:t>
+      </w:r>
     </w:p>
     <w:p>
       <w:pPr>
@@ -517,6 +529,9 @@
       <w:r>
         <w:t>)</w:t>
       </w:r>
+      <w:r>
+        <w:t xml:space="preserve"> -&gt; 1 + 2 + 3 = 6</w:t>
+      </w:r>
     </w:p>
     <w:p>
       <w:pPr>
@@ -539,6 +554,9 @@
       <w:r>
         <w:t xml:space="preserve"> -&gt; attendre 2 + somme(1)</w:t>
       </w:r>
+      <w:r>
+        <w:t xml:space="preserve"> -&gt; 1 + 2 = 3</w:t>
+      </w:r>
     </w:p>
     <w:p>
       <w:pPr>
@@ -560,6 +578,12 @@
       </w:r>
       <w:r>
         <w:t xml:space="preserve"> -&gt; attendre 1 + somme(0)</w:t>
+      </w:r>
+      <w:r>
+        <w:t xml:space="preserve"> -&gt;  1</w:t>
+      </w:r>
+      <w:r>
+        <w:t xml:space="preserve"> + 0 = 1</w:t>
       </w:r>
     </w:p>
     <w:p>
@@ -1018,13 +1042,22 @@
       <w:r>
         <w:t xml:space="preserve">RETOURNER </w:t>
       </w:r>
-      <w:proofErr w:type="spellStart"/>
-      <w:r>
-        <w:t>x^n</w:t>
-      </w:r>
-      <w:proofErr w:type="spellEnd"/>
-      <w:r>
-        <w:t xml:space="preserve"> = x * x^(n-1)</w:t>
+      <w:r>
+        <w:t xml:space="preserve">x * </w:t>
+      </w:r>
+      <w:proofErr w:type="gramStart"/>
+      <w:r>
+        <w:t>puissance(</w:t>
+      </w:r>
+      <w:proofErr w:type="gramEnd"/>
+      <w:r>
+        <w:t>x</w:t>
+      </w:r>
+      <w:r>
+        <w:t>,</w:t>
+      </w:r>
+      <w:r>
+        <w:t xml:space="preserve"> n - 1)</w:t>
       </w:r>
     </w:p>
     <w:p>
@@ -1149,13 +1182,46 @@
       <w:r>
         <w:t xml:space="preserve">4. </w:t>
       </w:r>
+      <w:r>
+        <w:rPr>
+          <w:b/>
+        </w:rPr>
+        <w:t>TRACAGE</w:t>
+      </w:r>
+    </w:p>
+    <w:p>
+      <w:pPr>
+        <w:ind w:firstLine="360"/>
+      </w:pPr>
       <w:proofErr w:type="spellStart"/>
+      <w:proofErr w:type="gramStart"/>
       <w:r>
         <w:t>resultat</w:t>
       </w:r>
       <w:proofErr w:type="spellEnd"/>
-      <w:r>
-        <w:t xml:space="preserve"> &lt;- </w:t>
+      <w:proofErr w:type="gramEnd"/>
+      <w:r>
+        <w:t xml:space="preserve"> &lt;- puissance(2, 4) -&gt; </w:t>
+      </w:r>
+      <w:r>
+        <w:t>4 est différent de 0 -&gt; attends un 2 * puissance(2, 3</w:t>
+      </w:r>
+      <w:r>
+        <w:t>)</w:t>
+      </w:r>
+      <w:r>
+        <w:t xml:space="preserve"> -&gt; Retourner 16</w:t>
+      </w:r>
+    </w:p>
+    <w:p>
+      <w:pPr>
+        <w:ind w:firstLine="360"/>
+      </w:pPr>
+      <w:r>
+        <w:tab/>
+      </w:r>
+      <w:r>
+        <w:tab/>
       </w:r>
       <w:proofErr w:type="gramStart"/>
       <w:r>
@@ -1163,10 +1229,25 @@
       </w:r>
       <w:proofErr w:type="gramEnd"/>
       <w:r>
-        <w:t>2, 4) -&gt; attends un 2 x 2^(4-1)</w:t>
-      </w:r>
-      <w:r>
-        <w:t xml:space="preserve"> -&gt; Retourner 16</w:t>
+        <w:t>2, 3</w:t>
+      </w:r>
+      <w:r>
+        <w:t xml:space="preserve">) -&gt; </w:t>
+      </w:r>
+      <w:r>
+        <w:t>3</w:t>
+      </w:r>
+      <w:r>
+        <w:t xml:space="preserve"> est différent de 0 -&gt;</w:t>
+      </w:r>
+      <w:r>
+        <w:t xml:space="preserve"> attends un 2 * puissance(2, 2</w:t>
+      </w:r>
+      <w:r>
+        <w:t>)</w:t>
+      </w:r>
+      <w:r>
+        <w:t xml:space="preserve"> -&gt; Retourner 8</w:t>
       </w:r>
     </w:p>
     <w:p>
@@ -1179,19 +1260,68 @@
       <w:r>
         <w:tab/>
       </w:r>
+      <w:proofErr w:type="gramStart"/>
+      <w:r>
+        <w:t>puissance(</w:t>
+      </w:r>
+      <w:proofErr w:type="gramEnd"/>
+      <w:r>
+        <w:t>2, 2</w:t>
+      </w:r>
+      <w:r>
+        <w:t xml:space="preserve">) -&gt; </w:t>
+      </w:r>
+      <w:r>
+        <w:t>2</w:t>
+      </w:r>
+      <w:r>
+        <w:t xml:space="preserve"> est différent de 0 -&gt; attends un 2</w:t>
+      </w:r>
+      <w:r>
+        <w:t xml:space="preserve"> * puissance(2, 1</w:t>
+      </w:r>
+      <w:r>
+        <w:t>)</w:t>
+      </w:r>
+      <w:r>
+        <w:t xml:space="preserve"> -&gt; Retourner 4</w:t>
+      </w:r>
+    </w:p>
+    <w:p>
+      <w:pPr>
+        <w:ind w:firstLine="360"/>
+      </w:pPr>
       <w:r>
         <w:tab/>
       </w:r>
+      <w:r>
+        <w:tab/>
+      </w:r>
       <w:proofErr w:type="gramStart"/>
       <w:r>
         <w:t>puissance(</w:t>
       </w:r>
       <w:proofErr w:type="gramEnd"/>
       <w:r>
-        <w:t>2, 4) -&gt; attends un 2 x 2^(3-1)</w:t>
-      </w:r>
-      <w:r>
-        <w:t xml:space="preserve"> -&gt; Retourner 8</w:t>
+        <w:t>2, 1</w:t>
+      </w:r>
+      <w:r>
+        <w:t xml:space="preserve">) -&gt; </w:t>
+      </w:r>
+      <w:r>
+        <w:t>1</w:t>
+      </w:r>
+      <w:r>
+        <w:t xml:space="preserve"> est différent de 0 -&gt; attends un 2</w:t>
+      </w:r>
+      <w:r>
+        <w:t xml:space="preserve"> * puissance(2, 1</w:t>
+      </w:r>
+      <w:r>
+        <w:t>)</w:t>
+      </w:r>
+      <w:r>
+        <w:t xml:space="preserve"> -&gt; Retourner 2</w:t>
       </w:r>
     </w:p>
     <w:p>
@@ -1203,106 +1333,28 @@
       </w:r>
       <w:r>
         <w:tab/>
-      </w:r>
-      <w:r>
-        <w:tab/>
-      </w:r>
-      <w:r>
-        <w:tab/>
-      </w:r>
-      <w:proofErr w:type="gramStart"/>
-      <w:r>
-        <w:t>puissance(</w:t>
-      </w:r>
-      <w:proofErr w:type="gramEnd"/>
-      <w:r>
-        <w:t>2, 4) -&gt; attends un 2 x 2^(2-1)</w:t>
-      </w:r>
-      <w:r>
-        <w:t xml:space="preserve"> -&gt; Retourner 4</w:t>
-      </w:r>
-    </w:p>
-    <w:p>
-      <w:pPr>
-        <w:ind w:firstLine="360"/>
-      </w:pPr>
-      <w:r>
-        <w:tab/>
-      </w:r>
-      <w:r>
-        <w:tab/>
-      </w:r>
-      <w:r>
-        <w:tab/>
-      </w:r>
-      <w:r>
-        <w:tab/>
-      </w:r>
-      <w:r>
-        <w:tab/>
-      </w:r>
-      <w:proofErr w:type="gramStart"/>
-      <w:r>
-        <w:t>puissance(</w:t>
-      </w:r>
-      <w:proofErr w:type="gramEnd"/>
-      <w:r>
-        <w:t>2, 4) -&gt; attends un 2 x 2^(1-1)</w:t>
-      </w:r>
-      <w:r>
-        <w:t xml:space="preserve"> -&gt; Retourner 2</w:t>
-      </w:r>
-    </w:p>
-    <w:p>
-      <w:pPr>
-        <w:ind w:firstLine="360"/>
-      </w:pPr>
-      <w:r>
-        <w:tab/>
-      </w:r>
-      <w:r>
-        <w:tab/>
-      </w:r>
-      <w:r>
-        <w:tab/>
-      </w:r>
-      <w:r>
-        <w:tab/>
-      </w:r>
-      <w:r>
-        <w:tab/>
-      </w:r>
-      <w:r>
-        <w:tab/>
-      </w:r>
-      <w:proofErr w:type="gramStart"/>
-      <w:r>
-        <w:t>puissance(</w:t>
-      </w:r>
-      <w:proofErr w:type="gramEnd"/>
-      <w:r>
-        <w:t>2, 4) -&gt; Retourner 1</w:t>
-      </w:r>
-    </w:p>
-    <w:p>
-      <w:pPr>
-        <w:ind w:firstLine="360"/>
-      </w:pPr>
-      <w:r>
-        <w:t xml:space="preserve">AFFICHER </w:t>
-      </w:r>
-      <w:proofErr w:type="spellStart"/>
-      <w:r>
-        <w:t>resultat</w:t>
-      </w:r>
-      <w:proofErr w:type="spellEnd"/>
-      <w:r>
-        <w:t xml:space="preserve"> (16</w:t>
+        <w:t>puissance(2, 0</w:t>
       </w:r>
       <w:bookmarkStart w:id="0" w:name="_GoBack"/>
       <w:bookmarkEnd w:id="0"/>
       <w:r>
-        <w:t>)</w:t>
+        <w:t>) -&gt; Retourner 1</w:t>
+      </w:r>
+    </w:p>
+    <w:p>
+      <w:pPr>
+        <w:ind w:firstLine="360"/>
+      </w:pPr>
+      <w:r>
+        <w:t xml:space="preserve">AFFICHER </w:t>
+      </w:r>
+      <w:proofErr w:type="spellStart"/>
+      <w:r>
+        <w:t>resultat</w:t>
+      </w:r>
+      <w:proofErr w:type="spellEnd"/>
+      <w:r>
+        <w:t xml:space="preserve"> (16)</w:t>
       </w:r>
     </w:p>
     <w:sectPr>
